--- a/Aula 15 - 08-10-2026/Aula 15 - Guia de Revisão Final.docx
+++ b/Aula 15 - 08-10-2026/Aula 15 - Guia de Revisão Final.docx
@@ -12,7 +12,7 @@
           <w:color w:val="1F497D"/>
           <w:sz w:val="40"/>
         </w:rPr>
-        <w:t>GUIA DE REVISÃO FINAL — AULA 15</w:t>
+        <w:t>GUIA DE REVISÃO FINAL - AULA 15</w:t>
       </w:r>
     </w:p>
     <w:p>
@@ -23,7 +23,7 @@
         <w:rPr>
           <w:sz w:val="26"/>
         </w:rPr>
-        <w:t>Microsoft Power BI Desktop — Apresentação dos Projetos e Encerramento</w:t>
+        <w:t>Microsoft Power BI Desktop - Apresentação dos Projetos e Encerramento</w:t>
       </w:r>
     </w:p>
     <w:p>
@@ -145,7 +145,7 @@
         <w:t xml:space="preserve">Aula 8: </w:t>
       </w:r>
       <w:r>
-        <w:t>Tipos de visualizações: colunas, linhas, pizza, área, mapas, cartões, tabelas e matrizes — quando usar cada um.</w:t>
+        <w:t>Tipos de visualizações: colunas, linhas, pizza, área, mapas, cartões, tabelas e matrizes: quando usar cada um.</w:t>
       </w:r>
     </w:p>
     <w:p>
@@ -339,7 +339,7 @@
           </w:tcPr>
           <w:p>
             <w:r>
-              <w:t>Alta — interface amigável, boa curva de aprendizado inicial</w:t>
+              <w:t>Alta, interface amigável, boa curva de aprendizado inicial</w:t>
             </w:r>
           </w:p>
         </w:tc>
@@ -349,7 +349,7 @@
           </w:tcPr>
           <w:p>
             <w:r>
-              <w:t>Alta — muito forte em visualizações sofisticadas</w:t>
+              <w:t>Alta, muito forte em visualizações sofisticadas</w:t>
             </w:r>
           </w:p>
         </w:tc>
@@ -359,7 +359,7 @@
           </w:tcPr>
           <w:p>
             <w:r>
-              <w:t>Média — motor associativo poderoso, porém menos intuitivo</w:t>
+              <w:t>Média, motor associativo poderoso, porém menos intuitivo</w:t>
             </w:r>
           </w:p>
         </w:tc>
